--- a/docs/Ronda - Manual de usuario.docx
+++ b/docs/Ronda - Manual de usuario.docx
@@ -226,7 +226,7 @@
                 <w:sz w:val="21"/>
                 <w:szCs w:val="21"/>
               </w:rPr>
-              <w:t xml:space="preserve">[Su nombre / empresa]</w:t>
+              <w:t xml:space="preserve">Richard Malagón</w:t>
             </w:r>
           </w:p>
         </w:tc>
@@ -272,7 +272,7 @@
                 <w:sz w:val="21"/>
                 <w:szCs w:val="21"/>
               </w:rPr>
-              <w:t xml:space="preserve">[teléfono] · [correo]</w:t>
+              <w:t xml:space="preserve">300 000 0000 · correo@ejemplo.com</w:t>
             </w:r>
           </w:p>
         </w:tc>
@@ -5505,7 +5505,7 @@
           <w:sz w:val="22"/>
           <w:szCs w:val="22"/>
         </w:rPr>
-        <w:t xml:space="preserve">Cualquier duda sobre el manejo del sistema, comuníquese con [Su nombre / empresa] — [teléfono] · [correo].</w:t>
+        <w:t xml:space="preserve">Cualquier duda sobre el manejo del sistema, comuníquese con Richard Malagón — 300 000 0000 · correo@ejemplo.com.</w:t>
       </w:r>
     </w:p>
     <w:sectPr>

--- a/docs/Ronda - Manual de usuario.docx
+++ b/docs/Ronda - Manual de usuario.docx
@@ -272,7 +272,7 @@
                 <w:sz w:val="21"/>
                 <w:szCs w:val="21"/>
               </w:rPr>
-              <w:t xml:space="preserve">300 000 0000 · correo@ejemplo.com</w:t>
+              <w:t xml:space="preserve">311 575 9679 · malagonrichar13@gmail.com</w:t>
             </w:r>
           </w:p>
         </w:tc>
@@ -5505,7 +5505,7 @@
           <w:sz w:val="22"/>
           <w:szCs w:val="22"/>
         </w:rPr>
-        <w:t xml:space="preserve">Cualquier duda sobre el manejo del sistema, comuníquese con Richard Malagón — 300 000 0000 · correo@ejemplo.com.</w:t>
+        <w:t xml:space="preserve">Cualquier duda sobre el manejo del sistema, comuníquese con Richard Malagón — 311 575 9679 · malagonrichar13@gmail.com.</w:t>
       </w:r>
     </w:p>
     <w:sectPr>
